--- a/SGDD.docx
+++ b/SGDD.docx
@@ -64,6 +64,7 @@
       <w:tr>
         <w:trPr>
           <w:cantSplit w:val="0"/>
+          <w:trHeight w:val="347.582" w:hRule="atLeast"/>
           <w:tblHeader w:val="0"/>
         </w:trPr>
         <w:tc>
@@ -102,7 +103,7 @@
                 <w:szCs w:val="22"/>
                 <w:rtl w:val="0"/>
               </w:rPr>
-              <w:t xml:space="preserve">Paulo, Guimerlhe, Henrique</w:t>
+              <w:t xml:space="preserve">Paulo, Guilherme, Henrique, Deyvid, Pablo, Samuel</w:t>
             </w:r>
             <w:r>
               <w:rPr>
@@ -257,6 +258,7 @@
       <w:tr>
         <w:trPr>
           <w:cantSplit w:val="0"/>
+          <w:trHeight w:val="512.582" w:hRule="atLeast"/>
           <w:tblHeader w:val="0"/>
         </w:trPr>
         <w:tc>
@@ -344,7 +346,7 @@
                 <w:color w:val="000000"/>
                 <w:rtl w:val="0"/>
               </w:rPr>
-              <w:t xml:space="preserve">PC (Steam), Console (Xbox e Playstation)</w:t>
+              <w:t xml:space="preserve">PC (Steam).</w:t>
             </w:r>
             <w:r>
               <w:rPr>
@@ -358,6 +360,7 @@
     <w:p>
       <w:pPr>
         <w:spacing w:after="120" w:lineRule="auto"/>
+        <w:ind w:right="0"/>
         <w:rPr/>
       </w:pPr>
       <w:r>
@@ -446,7 +449,7 @@
                 <w:szCs w:val="22"/>
                 <w:rtl w:val="0"/>
               </w:rPr>
-              <w:t xml:space="preserve">Um RPG de ação sombrio e realista na era feudal, onde um jovem imune a uma praga de insanidade usa uma katana amaldiçoada</w:t>
+              <w:t xml:space="preserve">Um jogo de ação sombrio na era feudal, onde um jovem imune a uma praga de insanidade usa uma katana amaldiçoada.</w:t>
             </w:r>
             <w:r>
               <w:rPr>
@@ -634,7 +637,7 @@
                 <w:szCs w:val="22"/>
                 <w:rtl w:val="0"/>
               </w:rPr>
-              <w:t xml:space="preserve">Explorar cenários hostis &gt; Enfrentar inimigos gerenciando estamina e corrupção &gt; Descansar/Salvar em Estátuas &gt; Coletar recursos/armas e progredir na campanha.</w:t>
+              <w:t xml:space="preserve">Explorar cenários hostis &gt; Enfrentar inimigos gerenciando estamina e corrupção &gt; Descansar/Salvar em Estátuas &gt; Progredir na campanha.</w:t>
             </w:r>
             <w:r>
               <w:rPr>
@@ -801,37 +804,7 @@
                 <w:szCs w:val="22"/>
                 <w:rtl w:val="0"/>
               </w:rPr>
-              <w:t xml:space="preserve"> Ataque com a Lâmina de Sangue.</w:t>
-            </w:r>
-          </w:p>
-          <w:p>
-            <w:pPr>
-              <w:spacing w:after="80" w:lineRule="auto"/>
-              <w:rPr>
-                <w:color w:val="000000"/>
-                <w:sz w:val="22"/>
-                <w:szCs w:val="22"/>
-              </w:rPr>
-            </w:pPr>
-            <w:r>
-              <w:rPr>
-                <w:b w:val="1"/>
-                <w:bCs w:val="1"/>
-                <w:color w:val="000000"/>
-                <w:sz w:val="22"/>
-                <w:szCs w:val="22"/>
-                <w:rtl w:val="0"/>
-              </w:rPr>
-              <w:t xml:space="preserve">Clique Direito (ou Gatilho Esquerdo - LT/L2):</w:t>
-            </w:r>
-            <w:r>
-              <w:rPr>
-                <w:color w:val="000000"/>
-                <w:sz w:val="22"/>
-                <w:szCs w:val="22"/>
-                <w:rtl w:val="0"/>
-              </w:rPr>
-              <w:t xml:space="preserve"> Defesa / Bloqueio de impactos.</w:t>
+              <w:t xml:space="preserve"> Ataque com a Lâmina de Sangue. </w:t>
             </w:r>
           </w:p>
           <w:p>
@@ -929,7 +902,7 @@
           <w:szCs w:val="26"/>
           <w:rtl w:val="0"/>
         </w:rPr>
-        <w:t xml:space="preserve">3. Mecânicas e Regras (Como o jogo funciona?)</w:t>
+        <w:t xml:space="preserve">3. Mecânicas e Regras (Como o jogo funciona?) </w:t>
       </w:r>
       <w:r>
         <w:rPr>
@@ -998,7 +971,7 @@
                 <w:szCs w:val="22"/>
                 <w:rtl w:val="0"/>
               </w:rPr>
-              <w:t xml:space="preserve">Barra de estamina, que gerencia a energia física do personagem e dita o ritmo estratégico dos combates</w:t>
+              <w:t xml:space="preserve">Barra de estamina, que gerencia a energia física do personagem e dita o ritmo estratégico dos combates.</w:t>
             </w:r>
             <w:r>
               <w:rPr>
@@ -1081,7 +1054,7 @@
                 <w:szCs w:val="22"/>
                 <w:rtl w:val="0"/>
               </w:rPr>
-              <w:t xml:space="preserve">Doenças, pragas e sangramento, que atuam como modificadores de status negativos, infligindo perda contínua de vida ou necrose nos tecidos do herói.</w:t>
+              <w:t xml:space="preserve">Doenças, pragas e sangramentos, que atuam como modificadores de status negativos, infligindo perda contínua de vida ou necrose nos tecidos do herói.</w:t>
             </w:r>
             <w:r>
               <w:rPr>
@@ -1341,7 +1314,7 @@
                 <w:szCs w:val="22"/>
                 <w:rtl w:val="0"/>
               </w:rPr>
-              <w:t xml:space="preserve">Esquiva, ataque e defesa, que operam como os comandos básicos e mecânicas de jogabilidade para os confrontos diretos.</w:t>
+              <w:t xml:space="preserve">Esquiva, ataque, que operam como os comandos básicos e mecânicas de jogabilidade para os confrontos diretos.</w:t>
             </w:r>
             <w:r>
               <w:rPr>
@@ -1514,7 +1487,7 @@
                 <w:szCs w:val="22"/>
                 <w:rtl w:val="0"/>
               </w:rPr>
-              <w:t xml:space="preserve">A vida de Kyota chegar a zero pelos ataques inimigos, doenças ou pelo consumo total da Barra de Corrupção.</w:t>
+              <w:t xml:space="preserve">A vida de Kyota ao chegar a zero pelos ataques inimigos, doenças ou pelo consumo total da Barra de Corrupção.</w:t>
             </w:r>
           </w:p>
           <w:p>
@@ -1714,7 +1687,7 @@
                 <w:szCs w:val="22"/>
                 <w:rtl w:val="0"/>
               </w:rPr>
-              <w:t xml:space="preserve">Fantasia Sombria desenhada à mão</w:t>
+              <w:t xml:space="preserve">Fantasia Sombria.</w:t>
             </w:r>
           </w:p>
         </w:tc>
@@ -2018,12 +1991,12 @@
           <wp:inline distB="114300" distT="114300" distL="114300" distR="114300">
             <wp:extent cx="4551998" cy="3662377"/>
             <wp:effectExtent b="0" l="0" r="0" t="0"/>
-            <wp:docPr id="4" name="image2.png"/>
+            <wp:docPr id="1" name="image1.png"/>
             <a:graphic>
               <a:graphicData uri="http://schemas.openxmlformats.org/drawingml/2006/picture">
                 <pic:pic>
                   <pic:nvPicPr>
-                    <pic:cNvPr id="0" name="image2.png"/>
+                    <pic:cNvPr id="0" name="image1.png"/>
                     <pic:cNvPicPr preferRelativeResize="0"/>
                   </pic:nvPicPr>
                   <pic:blipFill>
@@ -2056,11 +2029,11 @@
     <w:p>
       <w:pPr>
         <w:pBdr>
-          <w:top w:color="auto" w:space="0" w:sz="0" w:val="none"/>
-          <w:left w:color="auto" w:space="0" w:sz="0" w:val="none"/>
-          <w:bottom w:color="auto" w:space="0" w:sz="0" w:val="none"/>
-          <w:right w:color="auto" w:space="0" w:sz="0" w:val="none"/>
-          <w:between w:color="auto" w:space="0" w:sz="0" w:val="none"/>
+          <w:top w:color="000000" w:space="0" w:sz="0" w:val="none"/>
+          <w:left w:color="000000" w:space="0" w:sz="0" w:val="none"/>
+          <w:bottom w:color="000000" w:space="0" w:sz="0" w:val="none"/>
+          <w:right w:color="000000" w:space="0" w:sz="0" w:val="none"/>
+          <w:between w:color="000000" w:space="0" w:sz="0" w:val="none"/>
         </w:pBdr>
         <w:spacing w:after="0" w:line="276" w:lineRule="auto"/>
         <w:rPr>
@@ -2146,7 +2119,7 @@
           <w:szCs w:val="22"/>
           <w:rtl w:val="0"/>
         </w:rPr>
-        <w:t xml:space="preserve">, o jogo une o traço bruto desenhado à mão à solidão de cenários gigantescos e vazios. O uso cirúrgico do vermelho destaca o perigo e o combate visceral.</w:t>
+        <w:t xml:space="preserve">, o jogo une-se à solidão de cenários gigantescos e vazios. O uso cirúrgico do vermelho destaca o perigo e o combate visceral.</w:t>
       </w:r>
     </w:p>
     <w:p>
@@ -2261,12 +2234,12 @@
                 <wp:inline distB="114300" distT="114300" distL="114300" distR="114300">
                   <wp:extent cx="3048000" cy="1714500"/>
                   <wp:effectExtent b="0" l="0" r="0" t="0"/>
-                  <wp:docPr id="2" name="image1.png"/>
+                  <wp:docPr id="3" name="image3.png"/>
                   <a:graphic>
                     <a:graphicData uri="http://schemas.openxmlformats.org/drawingml/2006/picture">
                       <pic:pic>
                         <pic:nvPicPr>
-                          <pic:cNvPr id="0" name="image1.png"/>
+                          <pic:cNvPr id="0" name="image3.png"/>
                           <pic:cNvPicPr preferRelativeResize="0"/>
                         </pic:nvPicPr>
                         <pic:blipFill>
@@ -2356,7 +2329,7 @@
                 <w:szCs w:val="22"/>
                 <w:rtl w:val="0"/>
               </w:rPr>
-              <w:t xml:space="preserve">O estilo de traço bruto feito à mão e os contornos pretos marcantes para os personagens e plataformas. </w:t>
+              <w:t xml:space="preserve">O estilo de e os contornos pretos marcantes para os personagens e plataformas. </w:t>
             </w:r>
           </w:p>
         </w:tc>
@@ -2383,12 +2356,12 @@
                 <wp:inline distB="114300" distT="114300" distL="114300" distR="114300">
                   <wp:extent cx="3048000" cy="1714500"/>
                   <wp:effectExtent b="0" l="0" r="0" t="0"/>
-                  <wp:docPr id="1" name="image4.png"/>
+                  <wp:docPr id="2" name="image2.png"/>
                   <a:graphic>
                     <a:graphicData uri="http://schemas.openxmlformats.org/drawingml/2006/picture">
                       <pic:pic>
                         <pic:nvPicPr>
-                          <pic:cNvPr id="0" name="image4.png"/>
+                          <pic:cNvPr id="0" name="image2.png"/>
                           <pic:cNvPicPr preferRelativeResize="0"/>
                         </pic:nvPicPr>
                         <pic:blipFill>
@@ -2500,12 +2473,12 @@
                 <wp:inline distB="114300" distT="114300" distL="114300" distR="114300">
                   <wp:extent cx="3048000" cy="1714500"/>
                   <wp:effectExtent b="0" l="0" r="0" t="0"/>
-                  <wp:docPr id="3" name="image3.png"/>
+                  <wp:docPr id="4" name="image4.png"/>
                   <a:graphic>
                     <a:graphicData uri="http://schemas.openxmlformats.org/drawingml/2006/picture">
                       <pic:pic>
                         <pic:nvPicPr>
-                          <pic:cNvPr id="0" name="image3.png"/>
+                          <pic:cNvPr id="0" name="image4.png"/>
                           <pic:cNvPicPr preferRelativeResize="0"/>
                         </pic:nvPicPr>
                         <pic:blipFill>
@@ -2591,7 +2564,7 @@
                 <w:szCs w:val="22"/>
                 <w:rtl w:val="0"/>
               </w:rPr>
-              <w:t xml:space="preserve">A sensação de solidão e isolamento através de cenários gigantescos, vazios e divididos em camadas de silhuetas. </w:t>
+              <w:t xml:space="preserve">A sensação de solidão e isolamento através de cenários gigantescos, vazios e divididos em camadas de silhuetas.</w:t>
             </w:r>
           </w:p>
         </w:tc>
@@ -2668,7 +2641,7 @@
                 <w:color w:val="718096"/>
                 <w:rtl w:val="0"/>
               </w:rPr>
-              <w:t xml:space="preserve">[-]</w:t>
+              <w:t xml:space="preserve">[-] </w:t>
             </w:r>
             <w:r>
               <w:rPr>
@@ -2711,12 +2684,12 @@
         <w:tblLook w:val="0400"/>
       </w:tblPr>
       <w:tblGrid>
-        <w:gridCol w:w="2592"/>
-        <w:gridCol w:w="7488"/>
+        <w:gridCol w:w="2640"/>
+        <w:gridCol w:w="7440"/>
         <w:tblGridChange w:id="0">
           <w:tblGrid>
-            <w:gridCol w:w="2592"/>
-            <w:gridCol w:w="7488"/>
+            <w:gridCol w:w="2640"/>
+            <w:gridCol w:w="7440"/>
           </w:tblGrid>
         </w:tblGridChange>
       </w:tblGrid>
@@ -2752,26 +2725,39 @@
           <w:tcPr/>
           <w:p>
             <w:pPr>
-              <w:rPr/>
-            </w:pPr>
-            <w:r>
-              <w:rPr>
-                <w:i w:val="1"/>
-                <w:iCs w:val="1"/>
-                <w:color w:val="718096"/>
-                <w:rtl w:val="0"/>
-              </w:rPr>
-              <w:t xml:space="preserve">[Defina o mínimo para o jogo funcionar na entrega da disciplina.] </w:t>
-            </w:r>
-            <w:r>
-              <w:rPr>
-                <w:i w:val="1"/>
-                <w:iCs w:val="1"/>
-                <w:color w:val="a0aec0"/>
-                <w:rtl w:val="0"/>
-              </w:rPr>
-              <w:br w:type="textWrapping"/>
-              <w:t xml:space="preserve">Ex: 1 fase tutorial, 1 personagem com animação de andar/pular, 1 tipo de obstáculo e a interface de Menu/Game Over.</w:t>
+              <w:rPr>
+                <w:sz w:val="17"/>
+                <w:szCs w:val="17"/>
+              </w:rPr>
+            </w:pPr>
+            <w:r>
+              <w:rPr>
+                <w:rFonts w:ascii="Arial" w:cs="Arial" w:eastAsia="Arial" w:hAnsi="Arial"/>
+                <w:sz w:val="24"/>
+                <w:szCs w:val="24"/>
+                <w:highlight w:val="white"/>
+                <w:rtl w:val="0"/>
+              </w:rPr>
+              <w:t xml:space="preserve"> </w:t>
+            </w:r>
+            <w:r>
+              <w:rPr>
+                <w:rFonts w:ascii="Arial" w:cs="Arial" w:eastAsia="Arial" w:hAnsi="Arial"/>
+                <w:color w:val="000000"/>
+                <w:sz w:val="22"/>
+                <w:szCs w:val="22"/>
+                <w:highlight w:val="white"/>
+                <w:rtl w:val="0"/>
+              </w:rPr>
+              <w:t xml:space="preserve">Jogo 2D de fantasia sombria com Kyota, combate, movimentação, esquiva, estamina, corrupção, inimigos e um chefe.</w:t>
+            </w:r>
+            <w:r>
+              <w:rPr>
+                <w:sz w:val="17"/>
+                <w:szCs w:val="17"/>
+                <w:rtl w:val="0"/>
+              </w:rPr>
+              <w:t xml:space="preserve"> </w:t>
             </w:r>
             <w:r>
               <w:rPr>
@@ -2803,18 +2789,19 @@
         <w:tblLook w:val="0400"/>
       </w:tblPr>
       <w:tblGrid>
-        <w:gridCol w:w="2592"/>
-        <w:gridCol w:w="7488"/>
+        <w:gridCol w:w="2670"/>
+        <w:gridCol w:w="7410"/>
         <w:tblGridChange w:id="0">
           <w:tblGrid>
-            <w:gridCol w:w="2592"/>
-            <w:gridCol w:w="7488"/>
+            <w:gridCol w:w="2670"/>
+            <w:gridCol w:w="7410"/>
           </w:tblGrid>
         </w:tblGridChange>
       </w:tblGrid>
       <w:tr>
         <w:trPr>
           <w:cantSplit w:val="0"/>
+          <w:trHeight w:val="1005" w:hRule="atLeast"/>
           <w:tblHeader w:val="0"/>
         </w:trPr>
         <w:tc>
@@ -2844,27 +2831,37 @@
           <w:tcPr/>
           <w:p>
             <w:pPr>
-              <w:rPr/>
-            </w:pPr>
-            <w:r>
-              <w:rPr>
-                <w:i w:val="1"/>
-                <w:iCs w:val="1"/>
-                <w:color w:val="718096"/>
-                <w:rtl w:val="0"/>
-              </w:rPr>
-              <w:t xml:space="preserve">[O que seria incrível, mas que vocês NÃO vão fazer para garantir o prazo (Aula 5)?] </w:t>
-            </w:r>
-            <w:r>
-              <w:rPr>
-                <w:i w:val="1"/>
-                <w:iCs w:val="1"/>
-                <w:color w:val="a0aec0"/>
-                <w:rtl w:val="0"/>
-              </w:rPr>
-              <w:br w:type="textWrapping"/>
-              <w:t xml:space="preserve">Ex: Modo multiplayer, customização de skins, 4 tipos diferentes de armas, cutscenes animadas.</w:t>
-            </w:r>
+              <w:spacing w:after="60" w:lineRule="auto"/>
+              <w:ind w:left="0" w:firstLine="0"/>
+              <w:rPr>
+                <w:color w:val="000000"/>
+                <w:sz w:val="19"/>
+                <w:szCs w:val="19"/>
+              </w:rPr>
+            </w:pPr>
+            <w:r>
+              <w:rPr>
+                <w:color w:val="000000"/>
+                <w:sz w:val="22"/>
+                <w:szCs w:val="22"/>
+                <w:rtl w:val="0"/>
+              </w:rPr>
+              <w:t xml:space="preserve">Ficam de fora multiplayer, customização, várias armas e fases, cutscenes complexas e sistemas avançado</w:t>
+            </w:r>
+            <w:r>
+              <w:rPr>
+                <w:color w:val="000000"/>
+                <w:sz w:val="19"/>
+                <w:szCs w:val="19"/>
+                <w:rtl w:val="0"/>
+              </w:rPr>
+              <w:t xml:space="preserve">s de RPG.</w:t>
+            </w:r>
+          </w:p>
+          <w:p>
+            <w:pPr>
+              <w:rPr/>
+            </w:pPr>
             <w:r>
               <w:rPr>
                 <w:rtl w:val="0"/>

--- a/SGDD.docx
+++ b/SGDD.docx
@@ -1991,7 +1991,7 @@
           <wp:inline distB="114300" distT="114300" distL="114300" distR="114300">
             <wp:extent cx="4551998" cy="3662377"/>
             <wp:effectExtent b="0" l="0" r="0" t="0"/>
-            <wp:docPr id="1" name="image1.png"/>
+            <wp:docPr id="2" name="image1.png"/>
             <a:graphic>
               <a:graphicData uri="http://schemas.openxmlformats.org/drawingml/2006/picture">
                 <pic:pic>
@@ -2234,12 +2234,12 @@
                 <wp:inline distB="114300" distT="114300" distL="114300" distR="114300">
                   <wp:extent cx="3048000" cy="1714500"/>
                   <wp:effectExtent b="0" l="0" r="0" t="0"/>
-                  <wp:docPr id="3" name="image3.png"/>
+                  <wp:docPr id="4" name="image4.png"/>
                   <a:graphic>
                     <a:graphicData uri="http://schemas.openxmlformats.org/drawingml/2006/picture">
                       <pic:pic>
                         <pic:nvPicPr>
-                          <pic:cNvPr id="0" name="image3.png"/>
+                          <pic:cNvPr id="0" name="image4.png"/>
                           <pic:cNvPicPr preferRelativeResize="0"/>
                         </pic:nvPicPr>
                         <pic:blipFill>
@@ -2356,7 +2356,7 @@
                 <wp:inline distB="114300" distT="114300" distL="114300" distR="114300">
                   <wp:extent cx="3048000" cy="1714500"/>
                   <wp:effectExtent b="0" l="0" r="0" t="0"/>
-                  <wp:docPr id="2" name="image2.png"/>
+                  <wp:docPr id="3" name="image2.png"/>
                   <a:graphic>
                     <a:graphicData uri="http://schemas.openxmlformats.org/drawingml/2006/picture">
                       <pic:pic>
@@ -2473,12 +2473,12 @@
                 <wp:inline distB="114300" distT="114300" distL="114300" distR="114300">
                   <wp:extent cx="3048000" cy="1714500"/>
                   <wp:effectExtent b="0" l="0" r="0" t="0"/>
-                  <wp:docPr id="4" name="image4.png"/>
+                  <wp:docPr id="5" name="image3.png"/>
                   <a:graphic>
                     <a:graphicData uri="http://schemas.openxmlformats.org/drawingml/2006/picture">
                       <pic:pic>
                         <pic:nvPicPr>
-                          <pic:cNvPr id="0" name="image4.png"/>
+                          <pic:cNvPr id="0" name="image3.png"/>
                           <pic:cNvPicPr preferRelativeResize="0"/>
                         </pic:nvPicPr>
                         <pic:blipFill>
@@ -2876,6 +2876,41 @@
         <w:spacing w:after="40" w:lineRule="auto"/>
         <w:rPr/>
       </w:pPr>
+      <w:r>
+        <w:rPr/>
+        <w:drawing>
+          <wp:inline distB="114300" distT="114300" distL="114300" distR="114300">
+            <wp:extent cx="3570923" cy="8979961"/>
+            <wp:effectExtent b="0" l="0" r="0" t="0"/>
+            <wp:docPr id="1" name="image5.png"/>
+            <a:graphic>
+              <a:graphicData uri="http://schemas.openxmlformats.org/drawingml/2006/picture">
+                <pic:pic>
+                  <pic:nvPicPr>
+                    <pic:cNvPr id="0" name="image5.png"/>
+                    <pic:cNvPicPr preferRelativeResize="0"/>
+                  </pic:nvPicPr>
+                  <pic:blipFill>
+                    <a:blip r:embed="rId10"/>
+                    <a:srcRect b="0" l="0" r="0" t="0"/>
+                    <a:stretch>
+                      <a:fillRect/>
+                    </a:stretch>
+                  </pic:blipFill>
+                  <pic:spPr>
+                    <a:xfrm>
+                      <a:off x="0" y="0"/>
+                      <a:ext cx="3570923" cy="8979961"/>
+                    </a:xfrm>
+                    <a:prstGeom prst="rect"/>
+                    <a:ln/>
+                  </pic:spPr>
+                </pic:pic>
+              </a:graphicData>
+            </a:graphic>
+          </wp:inline>
+        </w:drawing>
+      </w:r>
       <w:r>
         <w:rPr>
           <w:rtl w:val="0"/>
